--- a/examples/04-elenchi/grasshopper-verified.docx
+++ b/examples/04-elenchi/grasshopper-verified.docx
@@ -100,6 +100,93 @@
       <w:r>
         <w:rPr/>
         <w:t xml:space="preserve">Nuovo elenco</w:t>
+      </w:r>
+    </w:p>
+    <w:p>
+      <w:pPr>
+        <p4:pStyle xmlns:p4="http://schemas.openxmlformats.org/wordprocessingml/2006/main" p4:val="Heading1"/>
+      </w:pPr>
+      <w:r>
+        <w:rPr/>
+        <w:t xml:space="preserve">Elenchi da testo</w:t>
+      </w:r>
+    </w:p>
+    <w:p>
+      <w:pPr>
+        <p4:pStyle xmlns:p4="http://schemas.openxmlformats.org/wordprocessingml/2006/main" p4:val="Normal"/>
+        <w:numPr>
+          <p5:ilvl xmlns:p5="http://schemas.openxmlformats.org/wordprocessingml/2006/main" p5:val="0"/>
+          <p5:numId xmlns:p5="http://schemas.openxmlformats.org/wordprocessingml/2006/main" p5:val="4"/>
+        </w:numPr>
+      </w:pPr>
+      <w:r>
+        <w:rPr/>
+        <w:t xml:space="preserve">Primo punto</w:t>
+      </w:r>
+    </w:p>
+    <w:p>
+      <w:pPr>
+        <p4:pStyle xmlns:p4="http://schemas.openxmlformats.org/wordprocessingml/2006/main" p4:val="Normal"/>
+        <w:numPr>
+          <p5:ilvl xmlns:p5="http://schemas.openxmlformats.org/wordprocessingml/2006/main" p5:val="1"/>
+          <p5:numId xmlns:p5="http://schemas.openxmlformats.org/wordprocessingml/2006/main" p5:val="4"/>
+        </w:numPr>
+      </w:pPr>
+      <w:r>
+        <w:rPr/>
+        <w:t xml:space="preserve">Sottopunto</w:t>
+      </w:r>
+    </w:p>
+    <w:p>
+      <w:pPr>
+        <p4:pStyle xmlns:p4="http://schemas.openxmlformats.org/wordprocessingml/2006/main" p4:val="Normal"/>
+        <w:numPr>
+          <p5:ilvl xmlns:p5="http://schemas.openxmlformats.org/wordprocessingml/2006/main" p5:val="0"/>
+          <p5:numId xmlns:p5="http://schemas.openxmlformats.org/wordprocessingml/2006/main" p5:val="4"/>
+        </w:numPr>
+      </w:pPr>
+      <w:r>
+        <w:rPr/>
+        <w:t xml:space="preserve">Secondo punto</w:t>
+      </w:r>
+    </w:p>
+    <w:p>
+      <w:pPr>
+        <p4:pStyle xmlns:p4="http://schemas.openxmlformats.org/wordprocessingml/2006/main" p4:val="Normal"/>
+        <w:numPr>
+          <p5:ilvl xmlns:p5="http://schemas.openxmlformats.org/wordprocessingml/2006/main" p5:val="0"/>
+          <p5:numId xmlns:p5="http://schemas.openxmlformats.org/wordprocessingml/2006/main" p5:val="5"/>
+        </w:numPr>
+      </w:pPr>
+      <w:r>
+        <w:rPr/>
+        <w:t xml:space="preserve">Prima fase</w:t>
+      </w:r>
+    </w:p>
+    <w:p>
+      <w:pPr>
+        <p4:pStyle xmlns:p4="http://schemas.openxmlformats.org/wordprocessingml/2006/main" p4:val="Normal"/>
+        <w:numPr>
+          <p5:ilvl xmlns:p5="http://schemas.openxmlformats.org/wordprocessingml/2006/main" p5:val="0"/>
+          <p5:numId xmlns:p5="http://schemas.openxmlformats.org/wordprocessingml/2006/main" p5:val="5"/>
+        </w:numPr>
+      </w:pPr>
+      <w:r>
+        <w:rPr/>
+        <w:t xml:space="preserve">Seconda fase</w:t>
+      </w:r>
+    </w:p>
+    <w:p>
+      <w:pPr>
+        <p4:pStyle xmlns:p4="http://schemas.openxmlformats.org/wordprocessingml/2006/main" p4:val="Normal"/>
+        <w:numPr>
+          <p5:ilvl xmlns:p5="http://schemas.openxmlformats.org/wordprocessingml/2006/main" p5:val="0"/>
+          <p5:numId xmlns:p5="http://schemas.openxmlformats.org/wordprocessingml/2006/main" p5:val="6"/>
+        </w:numPr>
+      </w:pPr>
+      <w:r>
+        <w:rPr/>
+        <w:t xml:space="preserve">Nuovo elenco numerato</w:t>
       </w:r>
     </w:p>
     <w:sectPr>
@@ -392,6 +479,285 @@
       </p1:pPr>
     </p1:lvl>
   </p1:abstractNum>
+  <p1:abstractNum xmlns:p1="http://schemas.openxmlformats.org/wordprocessingml/2006/main" p1:abstractNumId="4">
+    <p1:multiLevelType p1:val="multilevel"/>
+    <p1:lvl p1:ilvl="0">
+      <p1:start p1:val="1"/>
+      <p1:numFmt p1:val="bullet"/>
+      <p1:suff p1:val="space"/>
+      <p1:lvlText p1:val="•"/>
+      <p1:lvlJc p1:val="left"/>
+      <p1:pPr>
+        <p1:ind p1:start="360" p1:hanging="240"/>
+      </p1:pPr>
+    </p1:lvl>
+    <p1:lvl p1:ilvl="1">
+      <p1:start p1:val="1"/>
+      <p1:numFmt p1:val="bullet"/>
+      <p1:suff p1:val="space"/>
+      <p1:lvlText p1:val="•"/>
+      <p1:lvlJc p1:val="left"/>
+      <p1:pPr>
+        <p1:ind p1:start="720" p1:hanging="240"/>
+      </p1:pPr>
+    </p1:lvl>
+    <p1:lvl p1:ilvl="2">
+      <p1:start p1:val="1"/>
+      <p1:numFmt p1:val="bullet"/>
+      <p1:suff p1:val="space"/>
+      <p1:lvlText p1:val="•"/>
+      <p1:lvlJc p1:val="left"/>
+      <p1:pPr>
+        <p1:ind p1:start="1080" p1:hanging="240"/>
+      </p1:pPr>
+    </p1:lvl>
+    <p1:lvl p1:ilvl="3">
+      <p1:start p1:val="1"/>
+      <p1:numFmt p1:val="bullet"/>
+      <p1:suff p1:val="space"/>
+      <p1:lvlText p1:val="•"/>
+      <p1:lvlJc p1:val="left"/>
+      <p1:pPr>
+        <p1:ind p1:start="1440" p1:hanging="240"/>
+      </p1:pPr>
+    </p1:lvl>
+    <p1:lvl p1:ilvl="4">
+      <p1:start p1:val="1"/>
+      <p1:numFmt p1:val="bullet"/>
+      <p1:suff p1:val="space"/>
+      <p1:lvlText p1:val="•"/>
+      <p1:lvlJc p1:val="left"/>
+      <p1:pPr>
+        <p1:ind p1:start="1800" p1:hanging="240"/>
+      </p1:pPr>
+    </p1:lvl>
+    <p1:lvl p1:ilvl="5">
+      <p1:start p1:val="1"/>
+      <p1:numFmt p1:val="bullet"/>
+      <p1:suff p1:val="space"/>
+      <p1:lvlText p1:val="•"/>
+      <p1:lvlJc p1:val="left"/>
+      <p1:pPr>
+        <p1:ind p1:start="2160" p1:hanging="240"/>
+      </p1:pPr>
+    </p1:lvl>
+    <p1:lvl p1:ilvl="6">
+      <p1:start p1:val="1"/>
+      <p1:numFmt p1:val="bullet"/>
+      <p1:suff p1:val="space"/>
+      <p1:lvlText p1:val="•"/>
+      <p1:lvlJc p1:val="left"/>
+      <p1:pPr>
+        <p1:ind p1:start="2520" p1:hanging="240"/>
+      </p1:pPr>
+    </p1:lvl>
+    <p1:lvl p1:ilvl="7">
+      <p1:start p1:val="1"/>
+      <p1:numFmt p1:val="bullet"/>
+      <p1:suff p1:val="space"/>
+      <p1:lvlText p1:val="•"/>
+      <p1:lvlJc p1:val="left"/>
+      <p1:pPr>
+        <p1:ind p1:start="2880" p1:hanging="240"/>
+      </p1:pPr>
+    </p1:lvl>
+    <p1:lvl p1:ilvl="8">
+      <p1:start p1:val="1"/>
+      <p1:numFmt p1:val="bullet"/>
+      <p1:suff p1:val="space"/>
+      <p1:lvlText p1:val="•"/>
+      <p1:lvlJc p1:val="left"/>
+      <p1:pPr>
+        <p1:ind p1:start="3240" p1:hanging="240"/>
+      </p1:pPr>
+    </p1:lvl>
+  </p1:abstractNum>
+  <p1:abstractNum xmlns:p1="http://schemas.openxmlformats.org/wordprocessingml/2006/main" p1:abstractNumId="5">
+    <p1:multiLevelType p1:val="multilevel"/>
+    <p1:lvl p1:ilvl="0">
+      <p1:start p1:val="1"/>
+      <p1:numFmt p1:val="decimal"/>
+      <p1:suff p1:val="space"/>
+      <p1:lvlText p1:val="%1."/>
+      <p1:lvlJc p1:val="left"/>
+      <p1:pPr>
+        <p1:ind p1:start="360" p1:hanging="240"/>
+      </p1:pPr>
+    </p1:lvl>
+    <p1:lvl p1:ilvl="1">
+      <p1:start p1:val="1"/>
+      <p1:numFmt p1:val="decimal"/>
+      <p1:suff p1:val="space"/>
+      <p1:lvlText p1:val="%1.%2."/>
+      <p1:lvlJc p1:val="left"/>
+      <p1:pPr>
+        <p1:ind p1:start="720" p1:hanging="240"/>
+      </p1:pPr>
+    </p1:lvl>
+    <p1:lvl p1:ilvl="2">
+      <p1:start p1:val="1"/>
+      <p1:numFmt p1:val="decimal"/>
+      <p1:suff p1:val="space"/>
+      <p1:lvlText p1:val="%1.%2.%3."/>
+      <p1:lvlJc p1:val="left"/>
+      <p1:pPr>
+        <p1:ind p1:start="1080" p1:hanging="240"/>
+      </p1:pPr>
+    </p1:lvl>
+    <p1:lvl p1:ilvl="3">
+      <p1:start p1:val="1"/>
+      <p1:numFmt p1:val="decimal"/>
+      <p1:suff p1:val="space"/>
+      <p1:lvlText p1:val="%1.%2.%3.%4."/>
+      <p1:lvlJc p1:val="left"/>
+      <p1:pPr>
+        <p1:ind p1:start="1440" p1:hanging="240"/>
+      </p1:pPr>
+    </p1:lvl>
+    <p1:lvl p1:ilvl="4">
+      <p1:start p1:val="1"/>
+      <p1:numFmt p1:val="decimal"/>
+      <p1:suff p1:val="space"/>
+      <p1:lvlText p1:val="%1.%2.%3.%4.%5."/>
+      <p1:lvlJc p1:val="left"/>
+      <p1:pPr>
+        <p1:ind p1:start="1800" p1:hanging="240"/>
+      </p1:pPr>
+    </p1:lvl>
+    <p1:lvl p1:ilvl="5">
+      <p1:start p1:val="1"/>
+      <p1:numFmt p1:val="decimal"/>
+      <p1:suff p1:val="space"/>
+      <p1:lvlText p1:val="%1.%2.%3.%4.%5.%6."/>
+      <p1:lvlJc p1:val="left"/>
+      <p1:pPr>
+        <p1:ind p1:start="2160" p1:hanging="240"/>
+      </p1:pPr>
+    </p1:lvl>
+    <p1:lvl p1:ilvl="6">
+      <p1:start p1:val="1"/>
+      <p1:numFmt p1:val="decimal"/>
+      <p1:suff p1:val="space"/>
+      <p1:lvlText p1:val="%1.%2.%3.%4.%5.%6.%7."/>
+      <p1:lvlJc p1:val="left"/>
+      <p1:pPr>
+        <p1:ind p1:start="2520" p1:hanging="240"/>
+      </p1:pPr>
+    </p1:lvl>
+    <p1:lvl p1:ilvl="7">
+      <p1:start p1:val="1"/>
+      <p1:numFmt p1:val="decimal"/>
+      <p1:suff p1:val="space"/>
+      <p1:lvlText p1:val="%1.%2.%3.%4.%5.%6.%7.%8."/>
+      <p1:lvlJc p1:val="left"/>
+      <p1:pPr>
+        <p1:ind p1:start="2880" p1:hanging="240"/>
+      </p1:pPr>
+    </p1:lvl>
+    <p1:lvl p1:ilvl="8">
+      <p1:start p1:val="1"/>
+      <p1:numFmt p1:val="decimal"/>
+      <p1:suff p1:val="space"/>
+      <p1:lvlText p1:val="%1.%2.%3.%4.%5.%6.%7.%8.%9."/>
+      <p1:lvlJc p1:val="left"/>
+      <p1:pPr>
+        <p1:ind p1:start="3240" p1:hanging="240"/>
+      </p1:pPr>
+    </p1:lvl>
+  </p1:abstractNum>
+  <p1:abstractNum xmlns:p1="http://schemas.openxmlformats.org/wordprocessingml/2006/main" p1:abstractNumId="6">
+    <p1:multiLevelType p1:val="multilevel"/>
+    <p1:lvl p1:ilvl="0">
+      <p1:start p1:val="1"/>
+      <p1:numFmt p1:val="decimal"/>
+      <p1:suff p1:val="space"/>
+      <p1:lvlText p1:val="%1."/>
+      <p1:lvlJc p1:val="left"/>
+      <p1:pPr>
+        <p1:ind p1:start="360" p1:hanging="240"/>
+      </p1:pPr>
+    </p1:lvl>
+    <p1:lvl p1:ilvl="1">
+      <p1:start p1:val="1"/>
+      <p1:numFmt p1:val="decimal"/>
+      <p1:suff p1:val="space"/>
+      <p1:lvlText p1:val="%1.%2."/>
+      <p1:lvlJc p1:val="left"/>
+      <p1:pPr>
+        <p1:ind p1:start="720" p1:hanging="240"/>
+      </p1:pPr>
+    </p1:lvl>
+    <p1:lvl p1:ilvl="2">
+      <p1:start p1:val="1"/>
+      <p1:numFmt p1:val="decimal"/>
+      <p1:suff p1:val="space"/>
+      <p1:lvlText p1:val="%1.%2.%3."/>
+      <p1:lvlJc p1:val="left"/>
+      <p1:pPr>
+        <p1:ind p1:start="1080" p1:hanging="240"/>
+      </p1:pPr>
+    </p1:lvl>
+    <p1:lvl p1:ilvl="3">
+      <p1:start p1:val="1"/>
+      <p1:numFmt p1:val="decimal"/>
+      <p1:suff p1:val="space"/>
+      <p1:lvlText p1:val="%1.%2.%3.%4."/>
+      <p1:lvlJc p1:val="left"/>
+      <p1:pPr>
+        <p1:ind p1:start="1440" p1:hanging="240"/>
+      </p1:pPr>
+    </p1:lvl>
+    <p1:lvl p1:ilvl="4">
+      <p1:start p1:val="1"/>
+      <p1:numFmt p1:val="decimal"/>
+      <p1:suff p1:val="space"/>
+      <p1:lvlText p1:val="%1.%2.%3.%4.%5."/>
+      <p1:lvlJc p1:val="left"/>
+      <p1:pPr>
+        <p1:ind p1:start="1800" p1:hanging="240"/>
+      </p1:pPr>
+    </p1:lvl>
+    <p1:lvl p1:ilvl="5">
+      <p1:start p1:val="1"/>
+      <p1:numFmt p1:val="decimal"/>
+      <p1:suff p1:val="space"/>
+      <p1:lvlText p1:val="%1.%2.%3.%4.%5.%6."/>
+      <p1:lvlJc p1:val="left"/>
+      <p1:pPr>
+        <p1:ind p1:start="2160" p1:hanging="240"/>
+      </p1:pPr>
+    </p1:lvl>
+    <p1:lvl p1:ilvl="6">
+      <p1:start p1:val="1"/>
+      <p1:numFmt p1:val="decimal"/>
+      <p1:suff p1:val="space"/>
+      <p1:lvlText p1:val="%1.%2.%3.%4.%5.%6.%7."/>
+      <p1:lvlJc p1:val="left"/>
+      <p1:pPr>
+        <p1:ind p1:start="2520" p1:hanging="240"/>
+      </p1:pPr>
+    </p1:lvl>
+    <p1:lvl p1:ilvl="7">
+      <p1:start p1:val="1"/>
+      <p1:numFmt p1:val="decimal"/>
+      <p1:suff p1:val="space"/>
+      <p1:lvlText p1:val="%1.%2.%3.%4.%5.%6.%7.%8."/>
+      <p1:lvlJc p1:val="left"/>
+      <p1:pPr>
+        <p1:ind p1:start="2880" p1:hanging="240"/>
+      </p1:pPr>
+    </p1:lvl>
+    <p1:lvl p1:ilvl="8">
+      <p1:start p1:val="1"/>
+      <p1:numFmt p1:val="decimal"/>
+      <p1:suff p1:val="space"/>
+      <p1:lvlText p1:val="%1.%2.%3.%4.%5.%6.%7.%8.%9."/>
+      <p1:lvlJc p1:val="left"/>
+      <p1:pPr>
+        <p1:ind p1:start="3240" p1:hanging="240"/>
+      </p1:pPr>
+    </p1:lvl>
+  </p1:abstractNum>
   <p1:num xmlns:p1="http://schemas.openxmlformats.org/wordprocessingml/2006/main" p1:numId="1">
     <p1:abstractNumId p1:val="1"/>
   </p1:num>
@@ -401,6 +767,15 @@
   <p1:num xmlns:p1="http://schemas.openxmlformats.org/wordprocessingml/2006/main" p1:numId="3">
     <p1:abstractNumId p1:val="3"/>
   </p1:num>
+  <p1:num xmlns:p1="http://schemas.openxmlformats.org/wordprocessingml/2006/main" p1:numId="4">
+    <p1:abstractNumId p1:val="4"/>
+  </p1:num>
+  <p1:num xmlns:p1="http://schemas.openxmlformats.org/wordprocessingml/2006/main" p1:numId="5">
+    <p1:abstractNumId p1:val="5"/>
+  </p1:num>
+  <p1:num xmlns:p1="http://schemas.openxmlformats.org/wordprocessingml/2006/main" p1:numId="6">
+    <p1:abstractNumId p1:val="6"/>
+  </p1:num>
 </w:numbering>
 </file>
 
